--- a/examples/lagmapping/doc/README.docx
+++ b/examples/lagmapping/doc/README.docx
@@ -103,6 +103,41 @@
       </w:r>
       <w:r>
         <w:t xml:space="preserve">same forecasting workflow.</w:t>
+      </w:r>
+    </w:p>
+    <w:p>
+      <w:pPr>
+        <w:pStyle w:val="BodyText"/>
+      </w:pPr>
+      <w:r>
+        <w:t xml:space="preserve">Inside</w:t>
+      </w:r>
+      <w:r>
+        <w:t xml:space="preserve"> </w:t>
+      </w:r>
+      <w:r>
+        <w:rPr>
+          <w:rStyle w:val="VerbatimChar"/>
+        </w:rPr>
+        <w:t xml:space="preserve">ts_regsw</w:t>
+      </w:r>
+      <w:r>
+        <w:t xml:space="preserve"> </w:t>
+      </w:r>
+      <w:r>
+        <w:t xml:space="preserve">models, the lag mapper is fitted after preprocessing. So if a</w:t>
+      </w:r>
+      <w:r>
+        <w:t xml:space="preserve"> </w:t>
+      </w:r>
+      <w:r>
+        <w:t xml:space="preserve">preprocessor changes the window representation, the selected lag positions refer</w:t>
+      </w:r>
+      <w:r>
+        <w:t xml:space="preserve"> </w:t>
+      </w:r>
+      <w:r>
+        <w:t xml:space="preserve">to that transformed geometry rather than to the raw original window.</w:t>
       </w:r>
     </w:p>
     <w:bookmarkEnd w:id="9"/>
